--- a/Data/Queries.docx
+++ b/Data/Queries.docx
@@ -101,21 +101,31 @@
     <w:p>
       <w:pPr>
         <w:pStyle w:val="NoSpacing"/>
-        <w:numPr>
-          <w:ilvl w:val="0"/>
-          <w:numId w:val="9"/>
-        </w:numPr>
-        <w:rPr>
+        <w:ind w:left="720"/>
+        <w:rPr>
+          <w:sz w:val="32"/>
+          <w:szCs w:val="32"/>
+        </w:rPr>
+      </w:pPr>
+    </w:p>
+    <w:p>
+      <w:pPr>
+        <w:pStyle w:val="NoSpacing"/>
+        <w:rPr>
+          <w:b/>
+          <w:bCs/>
           <w:sz w:val="32"/>
           <w:szCs w:val="32"/>
         </w:rPr>
       </w:pPr>
       <w:r>
         <w:rPr>
-          <w:sz w:val="32"/>
-          <w:szCs w:val="32"/>
-        </w:rPr>
-        <w:t xml:space="preserve">How can unauthorized PLC modifications be prevented? </w:t>
+          <w:b/>
+          <w:bCs/>
+          <w:sz w:val="32"/>
+          <w:szCs w:val="32"/>
+        </w:rPr>
+        <w:t>Authentication</w:t>
       </w:r>
     </w:p>
     <w:p>
@@ -135,7 +145,7 @@
           <w:sz w:val="32"/>
           <w:szCs w:val="32"/>
         </w:rPr>
-        <w:t xml:space="preserve">What are the risks of insecure PLC access? </w:t>
+        <w:t xml:space="preserve">How should user authentication be implemented in ICS systems? </w:t>
       </w:r>
     </w:p>
     <w:p>
@@ -155,149 +165,12 @@
           <w:sz w:val="32"/>
           <w:szCs w:val="32"/>
         </w:rPr>
-        <w:t xml:space="preserve">How should PLC firmware updates be managed? </w:t>
-      </w:r>
-    </w:p>
-    <w:p>
-      <w:pPr>
-        <w:pStyle w:val="NoSpacing"/>
-        <w:ind w:left="720"/>
-        <w:rPr>
-          <w:sz w:val="32"/>
-          <w:szCs w:val="32"/>
-        </w:rPr>
-      </w:pPr>
-    </w:p>
-    <w:p>
-      <w:pPr>
-        <w:pStyle w:val="NoSpacing"/>
-        <w:rPr>
-          <w:b/>
-          <w:bCs/>
-          <w:sz w:val="32"/>
-          <w:szCs w:val="32"/>
-        </w:rPr>
-      </w:pPr>
-      <w:r>
-        <w:rPr>
-          <w:b/>
-          <w:bCs/>
-          <w:sz w:val="32"/>
-          <w:szCs w:val="32"/>
-        </w:rPr>
-        <w:t>Authentication</w:t>
-      </w:r>
-    </w:p>
-    <w:p>
-      <w:pPr>
-        <w:pStyle w:val="NoSpacing"/>
-        <w:numPr>
-          <w:ilvl w:val="0"/>
-          <w:numId w:val="10"/>
-        </w:numPr>
-        <w:rPr>
-          <w:sz w:val="32"/>
-          <w:szCs w:val="32"/>
-        </w:rPr>
-      </w:pPr>
-      <w:r>
-        <w:rPr>
-          <w:sz w:val="32"/>
-          <w:szCs w:val="32"/>
-        </w:rPr>
-        <w:t xml:space="preserve">How should user authentication be implemented in ICS systems? </w:t>
-      </w:r>
-    </w:p>
-    <w:p>
-      <w:pPr>
-        <w:pStyle w:val="NoSpacing"/>
-        <w:numPr>
-          <w:ilvl w:val="0"/>
-          <w:numId w:val="10"/>
-        </w:numPr>
-        <w:rPr>
-          <w:sz w:val="32"/>
-          <w:szCs w:val="32"/>
-        </w:rPr>
-      </w:pPr>
-      <w:r>
-        <w:rPr>
-          <w:sz w:val="32"/>
-          <w:szCs w:val="32"/>
-        </w:rPr>
         <w:t xml:space="preserve">What authentication mechanisms are recommended for OT environments? </w:t>
       </w:r>
     </w:p>
     <w:p>
       <w:pPr>
         <w:pStyle w:val="NoSpacing"/>
-        <w:numPr>
-          <w:ilvl w:val="0"/>
-          <w:numId w:val="10"/>
-        </w:numPr>
-        <w:rPr>
-          <w:sz w:val="32"/>
-          <w:szCs w:val="32"/>
-        </w:rPr>
-      </w:pPr>
-      <w:r>
-        <w:rPr>
-          <w:sz w:val="32"/>
-          <w:szCs w:val="32"/>
-        </w:rPr>
-        <w:t xml:space="preserve">How should privileged accounts be managed in SCADA systems? </w:t>
-      </w:r>
-    </w:p>
-    <w:p>
-      <w:pPr>
-        <w:pStyle w:val="NoSpacing"/>
-        <w:numPr>
-          <w:ilvl w:val="0"/>
-          <w:numId w:val="10"/>
-        </w:numPr>
-        <w:rPr>
-          <w:sz w:val="32"/>
-          <w:szCs w:val="32"/>
-        </w:rPr>
-      </w:pPr>
-      <w:r>
-        <w:rPr>
-          <w:sz w:val="32"/>
-          <w:szCs w:val="32"/>
-        </w:rPr>
-        <w:t xml:space="preserve">How can legacy OT devices be protected when authentication is unavailable? </w:t>
-      </w:r>
-    </w:p>
-    <w:p>
-      <w:pPr>
-        <w:pStyle w:val="NoSpacing"/>
-        <w:numPr>
-          <w:ilvl w:val="0"/>
-          <w:numId w:val="10"/>
-        </w:numPr>
-        <w:rPr>
-          <w:sz w:val="32"/>
-          <w:szCs w:val="32"/>
-        </w:rPr>
-      </w:pPr>
-      <w:r>
-        <w:rPr>
-          <w:sz w:val="32"/>
-          <w:szCs w:val="32"/>
-        </w:rPr>
-        <w:t xml:space="preserve">What </w:t>
-      </w:r>
-      <w:r>
-        <w:rPr>
-          <w:sz w:val="32"/>
-          <w:szCs w:val="32"/>
-        </w:rPr>
-        <w:t xml:space="preserve">role does MFA play in OT security? </w:t>
-      </w:r>
-    </w:p>
-    <w:p>
-      <w:pPr>
-        <w:pStyle w:val="NoSpacing"/>
         <w:ind w:left="720"/>
         <w:rPr>
           <w:sz w:val="32"/>
@@ -330,7 +203,7 @@
         <w:pStyle w:val="NoSpacing"/>
         <w:numPr>
           <w:ilvl w:val="0"/>
-          <w:numId w:val="11"/>
+          <w:numId w:val="9"/>
         </w:numPr>
         <w:rPr>
           <w:sz w:val="32"/>
@@ -350,7 +223,7 @@
         <w:pStyle w:val="NoSpacing"/>
         <w:numPr>
           <w:ilvl w:val="0"/>
-          <w:numId w:val="11"/>
+          <w:numId w:val="9"/>
         </w:numPr>
         <w:rPr>
           <w:sz w:val="32"/>
@@ -368,66 +241,6 @@
     <w:p>
       <w:pPr>
         <w:pStyle w:val="NoSpacing"/>
-        <w:numPr>
-          <w:ilvl w:val="0"/>
-          <w:numId w:val="11"/>
-        </w:numPr>
-        <w:rPr>
-          <w:sz w:val="32"/>
-          <w:szCs w:val="32"/>
-        </w:rPr>
-      </w:pPr>
-      <w:r>
-        <w:rPr>
-          <w:sz w:val="32"/>
-          <w:szCs w:val="32"/>
-        </w:rPr>
-        <w:t xml:space="preserve">How frequently should PLC configurations be backed up? </w:t>
-      </w:r>
-    </w:p>
-    <w:p>
-      <w:pPr>
-        <w:pStyle w:val="NoSpacing"/>
-        <w:numPr>
-          <w:ilvl w:val="0"/>
-          <w:numId w:val="11"/>
-        </w:numPr>
-        <w:rPr>
-          <w:sz w:val="32"/>
-          <w:szCs w:val="32"/>
-        </w:rPr>
-      </w:pPr>
-      <w:r>
-        <w:rPr>
-          <w:sz w:val="32"/>
-          <w:szCs w:val="32"/>
-        </w:rPr>
-        <w:t xml:space="preserve">How should backup integrity be verified? </w:t>
-      </w:r>
-    </w:p>
-    <w:p>
-      <w:pPr>
-        <w:pStyle w:val="NoSpacing"/>
-        <w:numPr>
-          <w:ilvl w:val="0"/>
-          <w:numId w:val="11"/>
-        </w:numPr>
-        <w:rPr>
-          <w:sz w:val="32"/>
-          <w:szCs w:val="32"/>
-        </w:rPr>
-      </w:pPr>
-      <w:r>
-        <w:rPr>
-          <w:sz w:val="32"/>
-          <w:szCs w:val="32"/>
-        </w:rPr>
-        <w:t xml:space="preserve">What measures support disaster recovery in OT environments? </w:t>
-      </w:r>
-    </w:p>
-    <w:p>
-      <w:pPr>
-        <w:pStyle w:val="NoSpacing"/>
         <w:rPr>
           <w:b/>
           <w:bCs/>
@@ -450,7 +263,7 @@
         <w:pStyle w:val="NoSpacing"/>
         <w:numPr>
           <w:ilvl w:val="0"/>
-          <w:numId w:val="12"/>
+          <w:numId w:val="9"/>
         </w:numPr>
         <w:rPr>
           <w:sz w:val="32"/>
@@ -470,7 +283,7 @@
         <w:pStyle w:val="NoSpacing"/>
         <w:numPr>
           <w:ilvl w:val="0"/>
-          <w:numId w:val="12"/>
+          <w:numId w:val="9"/>
         </w:numPr>
         <w:rPr>
           <w:sz w:val="32"/>
@@ -488,81 +301,6 @@
     <w:p>
       <w:pPr>
         <w:pStyle w:val="NoSpacing"/>
-        <w:numPr>
-          <w:ilvl w:val="0"/>
-          <w:numId w:val="12"/>
-        </w:numPr>
-        <w:rPr>
-          <w:sz w:val="32"/>
-          <w:szCs w:val="32"/>
-        </w:rPr>
-      </w:pPr>
-      <w:r>
-        <w:rPr>
-          <w:sz w:val="32"/>
-          <w:szCs w:val="32"/>
-        </w:rPr>
-        <w:t>What risks are associated with SCADA communication</w:t>
-      </w:r>
-      <w:r>
-        <w:rPr>
-          <w:sz w:val="32"/>
-          <w:szCs w:val="32"/>
-        </w:rPr>
-        <w:t xml:space="preserve"> </w:t>
-      </w:r>
-      <w:r>
-        <w:rPr>
-          <w:sz w:val="32"/>
-          <w:szCs w:val="32"/>
-        </w:rPr>
-        <w:t xml:space="preserve">channels? </w:t>
-      </w:r>
-    </w:p>
-    <w:p>
-      <w:pPr>
-        <w:pStyle w:val="NoSpacing"/>
-        <w:numPr>
-          <w:ilvl w:val="0"/>
-          <w:numId w:val="12"/>
-        </w:numPr>
-        <w:rPr>
-          <w:sz w:val="32"/>
-          <w:szCs w:val="32"/>
-        </w:rPr>
-      </w:pPr>
-      <w:r>
-        <w:rPr>
-          <w:sz w:val="32"/>
-          <w:szCs w:val="32"/>
-        </w:rPr>
-        <w:t xml:space="preserve">How should ICS environments be monitored? </w:t>
-      </w:r>
-    </w:p>
-    <w:p>
-      <w:pPr>
-        <w:pStyle w:val="NoSpacing"/>
-        <w:numPr>
-          <w:ilvl w:val="0"/>
-          <w:numId w:val="12"/>
-        </w:numPr>
-        <w:rPr>
-          <w:sz w:val="32"/>
-          <w:szCs w:val="32"/>
-        </w:rPr>
-      </w:pPr>
-      <w:r>
-        <w:rPr>
-          <w:sz w:val="32"/>
-          <w:szCs w:val="32"/>
-        </w:rPr>
-        <w:lastRenderedPageBreak/>
-        <w:t xml:space="preserve">What security principles apply to DCS architectures? </w:t>
-      </w:r>
-    </w:p>
-    <w:p>
-      <w:pPr>
-        <w:pStyle w:val="NoSpacing"/>
         <w:rPr>
           <w:b/>
           <w:bCs/>
@@ -585,7 +323,7 @@
         <w:pStyle w:val="NoSpacing"/>
         <w:numPr>
           <w:ilvl w:val="0"/>
-          <w:numId w:val="13"/>
+          <w:numId w:val="9"/>
         </w:numPr>
         <w:rPr>
           <w:sz w:val="32"/>
@@ -605,7 +343,7 @@
         <w:pStyle w:val="NoSpacing"/>
         <w:numPr>
           <w:ilvl w:val="0"/>
-          <w:numId w:val="13"/>
+          <w:numId w:val="9"/>
         </w:numPr>
         <w:rPr>
           <w:sz w:val="32"/>
@@ -623,66 +361,6 @@
     <w:p>
       <w:pPr>
         <w:pStyle w:val="NoSpacing"/>
-        <w:numPr>
-          <w:ilvl w:val="0"/>
-          <w:numId w:val="13"/>
-        </w:numPr>
-        <w:rPr>
-          <w:sz w:val="32"/>
-          <w:szCs w:val="32"/>
-        </w:rPr>
-      </w:pPr>
-      <w:r>
-        <w:rPr>
-          <w:sz w:val="32"/>
-          <w:szCs w:val="32"/>
-        </w:rPr>
-        <w:t xml:space="preserve">How can communication between IT and OT networks be controlled? </w:t>
-      </w:r>
-    </w:p>
-    <w:p>
-      <w:pPr>
-        <w:pStyle w:val="NoSpacing"/>
-        <w:numPr>
-          <w:ilvl w:val="0"/>
-          <w:numId w:val="13"/>
-        </w:numPr>
-        <w:rPr>
-          <w:sz w:val="32"/>
-          <w:szCs w:val="32"/>
-        </w:rPr>
-      </w:pPr>
-      <w:r>
-        <w:rPr>
-          <w:sz w:val="32"/>
-          <w:szCs w:val="32"/>
-        </w:rPr>
-        <w:t xml:space="preserve">How should remote access paths be segmented? </w:t>
-      </w:r>
-    </w:p>
-    <w:p>
-      <w:pPr>
-        <w:pStyle w:val="NoSpacing"/>
-        <w:numPr>
-          <w:ilvl w:val="0"/>
-          <w:numId w:val="13"/>
-        </w:numPr>
-        <w:rPr>
-          <w:sz w:val="32"/>
-          <w:szCs w:val="32"/>
-        </w:rPr>
-      </w:pPr>
-      <w:r>
-        <w:rPr>
-          <w:sz w:val="32"/>
-          <w:szCs w:val="32"/>
-        </w:rPr>
-        <w:t xml:space="preserve">What risks arise from flat OT networks? </w:t>
-      </w:r>
-    </w:p>
-    <w:p>
-      <w:pPr>
-        <w:pStyle w:val="NoSpacing"/>
         <w:rPr>
           <w:b/>
           <w:bCs/>
@@ -705,7 +383,7 @@
         <w:pStyle w:val="NoSpacing"/>
         <w:numPr>
           <w:ilvl w:val="0"/>
-          <w:numId w:val="14"/>
+          <w:numId w:val="9"/>
         </w:numPr>
         <w:rPr>
           <w:sz w:val="32"/>
@@ -725,7 +403,7 @@
         <w:pStyle w:val="NoSpacing"/>
         <w:numPr>
           <w:ilvl w:val="0"/>
-          <w:numId w:val="14"/>
+          <w:numId w:val="9"/>
         </w:numPr>
         <w:rPr>
           <w:sz w:val="32"/>
@@ -743,82 +421,6 @@
     <w:p>
       <w:pPr>
         <w:pStyle w:val="NoSpacing"/>
-        <w:numPr>
-          <w:ilvl w:val="0"/>
-          <w:numId w:val="14"/>
-        </w:numPr>
-        <w:rPr>
-          <w:sz w:val="32"/>
-          <w:szCs w:val="32"/>
-        </w:rPr>
-      </w:pPr>
-      <w:r>
-        <w:rPr>
-          <w:sz w:val="32"/>
-          <w:szCs w:val="32"/>
-        </w:rPr>
-        <w:t xml:space="preserve">How should anomalous OT </w:t>
-      </w:r>
-      <w:proofErr w:type="spellStart"/>
-      <w:r>
-        <w:rPr>
-          <w:sz w:val="32"/>
-          <w:szCs w:val="32"/>
-        </w:rPr>
-        <w:t>behavior</w:t>
-      </w:r>
-      <w:proofErr w:type="spellEnd"/>
-      <w:r>
-        <w:rPr>
-          <w:sz w:val="32"/>
-          <w:szCs w:val="32"/>
-        </w:rPr>
-        <w:t xml:space="preserve"> be detected? </w:t>
-      </w:r>
-    </w:p>
-    <w:p>
-      <w:pPr>
-        <w:pStyle w:val="NoSpacing"/>
-        <w:numPr>
-          <w:ilvl w:val="0"/>
-          <w:numId w:val="14"/>
-        </w:numPr>
-        <w:rPr>
-          <w:sz w:val="32"/>
-          <w:szCs w:val="32"/>
-        </w:rPr>
-      </w:pPr>
-      <w:r>
-        <w:rPr>
-          <w:sz w:val="32"/>
-          <w:szCs w:val="32"/>
-        </w:rPr>
-        <w:t xml:space="preserve">What role do SIEM systems play in OT monitoring? </w:t>
-      </w:r>
-    </w:p>
-    <w:p>
-      <w:pPr>
-        <w:pStyle w:val="NoSpacing"/>
-        <w:numPr>
-          <w:ilvl w:val="0"/>
-          <w:numId w:val="14"/>
-        </w:numPr>
-        <w:rPr>
-          <w:sz w:val="32"/>
-          <w:szCs w:val="32"/>
-        </w:rPr>
-      </w:pPr>
-      <w:r>
-        <w:rPr>
-          <w:sz w:val="32"/>
-          <w:szCs w:val="32"/>
-        </w:rPr>
-        <w:t xml:space="preserve">How should security alerts be managed? </w:t>
-      </w:r>
-    </w:p>
-    <w:p>
-      <w:pPr>
-        <w:pStyle w:val="NoSpacing"/>
         <w:rPr>
           <w:b/>
           <w:bCs/>
@@ -841,7 +443,7 @@
         <w:pStyle w:val="NoSpacing"/>
         <w:numPr>
           <w:ilvl w:val="0"/>
-          <w:numId w:val="15"/>
+          <w:numId w:val="9"/>
         </w:numPr>
         <w:rPr>
           <w:sz w:val="32"/>
@@ -861,7 +463,7 @@
         <w:pStyle w:val="NoSpacing"/>
         <w:numPr>
           <w:ilvl w:val="0"/>
-          <w:numId w:val="15"/>
+          <w:numId w:val="9"/>
         </w:numPr>
         <w:rPr>
           <w:sz w:val="32"/>
@@ -879,66 +481,6 @@
     <w:p>
       <w:pPr>
         <w:pStyle w:val="NoSpacing"/>
-        <w:numPr>
-          <w:ilvl w:val="0"/>
-          <w:numId w:val="15"/>
-        </w:numPr>
-        <w:rPr>
-          <w:sz w:val="32"/>
-          <w:szCs w:val="32"/>
-        </w:rPr>
-      </w:pPr>
-      <w:r>
-        <w:rPr>
-          <w:sz w:val="32"/>
-          <w:szCs w:val="32"/>
-        </w:rPr>
-        <w:t xml:space="preserve">What controls reduce cyber risk in ICS environments? </w:t>
-      </w:r>
-    </w:p>
-    <w:p>
-      <w:pPr>
-        <w:pStyle w:val="NoSpacing"/>
-        <w:numPr>
-          <w:ilvl w:val="0"/>
-          <w:numId w:val="15"/>
-        </w:numPr>
-        <w:rPr>
-          <w:sz w:val="32"/>
-          <w:szCs w:val="32"/>
-        </w:rPr>
-      </w:pPr>
-      <w:r>
-        <w:rPr>
-          <w:sz w:val="32"/>
-          <w:szCs w:val="32"/>
-        </w:rPr>
-        <w:t xml:space="preserve">How should endpoint security be applied to OT assets? </w:t>
-      </w:r>
-    </w:p>
-    <w:p>
-      <w:pPr>
-        <w:pStyle w:val="NoSpacing"/>
-        <w:numPr>
-          <w:ilvl w:val="0"/>
-          <w:numId w:val="15"/>
-        </w:numPr>
-        <w:rPr>
-          <w:sz w:val="32"/>
-          <w:szCs w:val="32"/>
-        </w:rPr>
-      </w:pPr>
-      <w:r>
-        <w:rPr>
-          <w:sz w:val="32"/>
-          <w:szCs w:val="32"/>
-        </w:rPr>
-        <w:t xml:space="preserve">What measures improve OT resilience? </w:t>
-      </w:r>
-    </w:p>
-    <w:p>
-      <w:pPr>
-        <w:pStyle w:val="NoSpacing"/>
         <w:rPr>
           <w:b/>
           <w:bCs/>
@@ -961,7 +503,7 @@
         <w:pStyle w:val="NoSpacing"/>
         <w:numPr>
           <w:ilvl w:val="0"/>
-          <w:numId w:val="16"/>
+          <w:numId w:val="9"/>
         </w:numPr>
         <w:rPr>
           <w:sz w:val="32"/>
@@ -981,7 +523,7 @@
         <w:pStyle w:val="NoSpacing"/>
         <w:numPr>
           <w:ilvl w:val="0"/>
-          <w:numId w:val="16"/>
+          <w:numId w:val="9"/>
         </w:numPr>
         <w:rPr>
           <w:sz w:val="32"/>
@@ -994,66 +536,6 @@
           <w:szCs w:val="32"/>
         </w:rPr>
         <w:t xml:space="preserve">What responsibilities should OT security roles have? </w:t>
-      </w:r>
-    </w:p>
-    <w:p>
-      <w:pPr>
-        <w:pStyle w:val="NoSpacing"/>
-        <w:numPr>
-          <w:ilvl w:val="0"/>
-          <w:numId w:val="16"/>
-        </w:numPr>
-        <w:rPr>
-          <w:sz w:val="32"/>
-          <w:szCs w:val="32"/>
-        </w:rPr>
-      </w:pPr>
-      <w:r>
-        <w:rPr>
-          <w:sz w:val="32"/>
-          <w:szCs w:val="32"/>
-        </w:rPr>
-        <w:t xml:space="preserve">How should risk management be incorporated into OT security programs? </w:t>
-      </w:r>
-    </w:p>
-    <w:p>
-      <w:pPr>
-        <w:pStyle w:val="NoSpacing"/>
-        <w:numPr>
-          <w:ilvl w:val="0"/>
-          <w:numId w:val="16"/>
-        </w:numPr>
-        <w:rPr>
-          <w:sz w:val="32"/>
-          <w:szCs w:val="32"/>
-        </w:rPr>
-      </w:pPr>
-      <w:r>
-        <w:rPr>
-          <w:sz w:val="32"/>
-          <w:szCs w:val="32"/>
-        </w:rPr>
-        <w:t xml:space="preserve">How should security policies be maintained? </w:t>
-      </w:r>
-    </w:p>
-    <w:p>
-      <w:pPr>
-        <w:pStyle w:val="NoSpacing"/>
-        <w:numPr>
-          <w:ilvl w:val="0"/>
-          <w:numId w:val="16"/>
-        </w:numPr>
-        <w:rPr>
-          <w:sz w:val="32"/>
-          <w:szCs w:val="32"/>
-        </w:rPr>
-      </w:pPr>
-      <w:r>
-        <w:rPr>
-          <w:sz w:val="32"/>
-          <w:szCs w:val="32"/>
-        </w:rPr>
-        <w:t>What training and awareness measures are required for OT personnel?</w:t>
       </w:r>
     </w:p>
     <w:p>
@@ -3540,6 +3022,7 @@
   <w:style w:type="character" w:default="1" w:styleId="DefaultParagraphFont">
     <w:name w:val="Default Paragraph Font"/>
     <w:uiPriority w:val="1"/>
+    <w:semiHidden/>
     <w:unhideWhenUsed/>
   </w:style>
   <w:style w:type="table" w:default="1" w:styleId="TableNormal">
